--- a/bio-worksheets/circulatory/循環系_血液・心臓の観察_実験シート.docx
+++ b/bio-worksheets/circulatory/循環系_血液・心臓の観察_実験シート.docx
@@ -76,7 +76,7 @@
                 </w:tcPr>
                 <w:p>
                   <w:pPr>
-                    <w:spacing w:after="0" w:before="0" w:line="260"/>
+                    <w:spacing w:after="0" w:before="0" w:line="260" w:lineRule="atLeast"/>
                   </w:pPr>
                   <w:r>
                     <w:rPr>
@@ -90,7 +90,7 @@
                 </w:p>
                 <w:p>
                   <w:pPr>
-                    <w:spacing w:after="0" w:before="0" w:line="360"/>
+                    <w:spacing w:after="0" w:before="0" w:line="360" w:lineRule="atLeast"/>
                   </w:pPr>
                   <w:r>
                     <w:rPr>
@@ -109,7 +109,7 @@
           </w:tbl>
           <w:p>
             <w:pPr>
-              <w:spacing w:after="0" w:before="0" w:line="120"/>
+              <w:spacing w:after="0" w:before="0" w:line="120" w:lineRule="atLeast"/>
             </w:pPr>
             <w:r>
               <w:rPr>
@@ -167,7 +167,7 @@
                 </w:tcPr>
                 <w:p>
                   <w:pPr>
-                    <w:spacing w:after="0" w:before="0" w:line="260"/>
+                    <w:spacing w:after="0" w:before="0" w:line="260" w:lineRule="atLeast"/>
                     <w:jc w:val="center"/>
                   </w:pPr>
                   <w:r>
@@ -199,7 +199,7 @@
                 </w:tcPr>
                 <w:p>
                   <w:pPr>
-                    <w:spacing w:after="0" w:before="0" w:line="260"/>
+                    <w:spacing w:after="0" w:before="0" w:line="260" w:lineRule="atLeast"/>
                   </w:pPr>
                   <w:r>
                     <w:rPr>
@@ -230,7 +230,7 @@
                 </w:tcPr>
                 <w:p>
                   <w:pPr>
-                    <w:spacing w:after="0" w:before="0" w:line="260"/>
+                    <w:spacing w:after="0" w:before="0" w:line="260" w:lineRule="atLeast"/>
                     <w:jc w:val="center"/>
                   </w:pPr>
                   <w:r>
@@ -262,7 +262,7 @@
                 </w:tcPr>
                 <w:p>
                   <w:pPr>
-                    <w:spacing w:after="0" w:before="0" w:line="260"/>
+                    <w:spacing w:after="0" w:before="0" w:line="260" w:lineRule="atLeast"/>
                   </w:pPr>
                   <w:r>
                     <w:rPr>
@@ -293,7 +293,7 @@
                 </w:tcPr>
                 <w:p>
                   <w:pPr>
-                    <w:spacing w:after="0" w:before="0" w:line="260"/>
+                    <w:spacing w:after="0" w:before="0" w:line="260" w:lineRule="atLeast"/>
                     <w:jc w:val="center"/>
                   </w:pPr>
                   <w:r>
@@ -325,7 +325,7 @@
                 </w:tcPr>
                 <w:p>
                   <w:pPr>
-                    <w:spacing w:after="0" w:before="0" w:line="260"/>
+                    <w:spacing w:after="0" w:before="0" w:line="260" w:lineRule="atLeast"/>
                   </w:pPr>
                   <w:r>
                     <w:rPr>
@@ -356,7 +356,7 @@
                 </w:tcPr>
                 <w:p>
                   <w:pPr>
-                    <w:spacing w:after="0" w:before="0" w:line="260"/>
+                    <w:spacing w:after="0" w:before="0" w:line="260" w:lineRule="atLeast"/>
                     <w:jc w:val="center"/>
                   </w:pPr>
                   <w:r>
@@ -388,7 +388,7 @@
                 </w:tcPr>
                 <w:p>
                   <w:pPr>
-                    <w:spacing w:after="0" w:before="0" w:line="260"/>
+                    <w:spacing w:after="0" w:before="0" w:line="260" w:lineRule="atLeast"/>
                     <w:jc w:val="center"/>
                   </w:pPr>
                   <w:r>
@@ -420,7 +420,7 @@
                 </w:tcPr>
                 <w:p>
                   <w:pPr>
-                    <w:spacing w:after="0" w:before="0" w:line="260"/>
+                    <w:spacing w:after="0" w:before="0" w:line="260" w:lineRule="atLeast"/>
                   </w:pPr>
                   <w:r>
                     <w:rPr>
@@ -440,7 +440,7 @@
                 <w:bottom w:val="single" w:color="1F4E79" w:sz="4" w:space="1"/>
                 <w:left w:val="single" w:color="1F4E79" w:sz="24" w:space="4"/>
               </w:pBdr>
-              <w:spacing w:after="40" w:before="80" w:line="260"/>
+              <w:spacing w:after="40" w:before="80" w:line="260" w:lineRule="atLeast"/>
             </w:pPr>
             <w:r>
               <w:rPr>
@@ -494,7 +494,7 @@
                 </w:tcPr>
                 <w:p>
                   <w:pPr>
-                    <w:spacing w:after="0" w:before="0" w:line="260"/>
+                    <w:spacing w:after="0" w:before="0" w:line="260" w:lineRule="atLeast"/>
                   </w:pPr>
                   <w:r>
                     <w:rPr>
@@ -517,7 +517,7 @@
                 </w:p>
                 <w:p>
                   <w:pPr>
-                    <w:spacing w:after="0" w:before="0" w:line="260"/>
+                    <w:spacing w:after="0" w:before="0" w:line="260" w:lineRule="atLeast"/>
                   </w:pPr>
                   <w:r>
                     <w:rPr>
@@ -540,7 +540,7 @@
                 </w:p>
                 <w:p>
                   <w:pPr>
-                    <w:spacing w:after="0" w:before="0" w:line="260"/>
+                    <w:spacing w:after="0" w:before="0" w:line="260" w:lineRule="atLeast"/>
                   </w:pPr>
                   <w:r>
                     <w:rPr>
@@ -563,7 +563,7 @@
                 </w:p>
                 <w:p>
                   <w:pPr>
-                    <w:spacing w:after="0" w:before="0" w:line="260"/>
+                    <w:spacing w:after="0" w:before="0" w:line="260" w:lineRule="atLeast"/>
                   </w:pPr>
                   <w:r>
                     <w:rPr>
@@ -576,7 +576,7 @@
                 </w:p>
                 <w:p>
                   <w:pPr>
-                    <w:spacing w:after="0" w:before="60" w:line="260"/>
+                    <w:spacing w:after="0" w:before="60" w:line="260" w:lineRule="atLeast"/>
                   </w:pPr>
                   <w:r>
                     <w:rPr>
@@ -591,7 +591,7 @@
                 </w:p>
                 <w:p>
                   <w:pPr>
-                    <w:spacing w:after="0" w:before="0" w:line="340"/>
+                    <w:spacing w:after="0" w:before="0" w:line="340" w:lineRule="atLeast"/>
                   </w:pPr>
                   <w:r>
                     <w:rPr>
@@ -620,7 +620,7 @@
                 </w:p>
                 <w:p>
                   <w:pPr>
-                    <w:spacing w:after="0" w:before="0" w:line="340"/>
+                    <w:spacing w:after="0" w:before="0" w:line="340" w:lineRule="atLeast"/>
                   </w:pPr>
                   <w:r>
                     <w:rPr>
@@ -691,7 +691,7 @@
                 </w:tcPr>
                 <w:p>
                   <w:pPr>
-                    <w:spacing w:after="0" w:before="0" w:line="260"/>
+                    <w:spacing w:after="0" w:before="0" w:line="260" w:lineRule="atLeast"/>
                   </w:pPr>
                   <w:r>
                     <w:rPr>
@@ -713,7 +713,7 @@
                 <w:bottom w:val="single" w:color="1F4E79" w:sz="4" w:space="1"/>
                 <w:left w:val="single" w:color="1F4E79" w:sz="24" w:space="4"/>
               </w:pBdr>
-              <w:spacing w:after="40" w:before="100" w:line="260"/>
+              <w:spacing w:after="40" w:before="100" w:line="260" w:lineRule="atLeast"/>
             </w:pPr>
             <w:r>
               <w:rPr>
@@ -729,7 +729,7 @@
           </w:p>
           <w:p>
             <w:pPr>
-              <w:spacing w:after="0" w:before="0" w:line="260"/>
+              <w:spacing w:after="0" w:before="0" w:line="260" w:lineRule="atLeast"/>
             </w:pPr>
             <w:r>
               <w:rPr>
@@ -752,7 +752,7 @@
           </w:p>
           <w:p>
             <w:pPr>
-              <w:spacing w:after="0" w:before="0" w:line="260"/>
+              <w:spacing w:after="0" w:before="0" w:line="260" w:lineRule="atLeast"/>
             </w:pPr>
             <w:r>
               <w:rPr>
@@ -775,7 +775,7 @@
           </w:p>
           <w:p>
             <w:pPr>
-              <w:spacing w:after="0" w:before="0" w:line="260"/>
+              <w:spacing w:after="0" w:before="0" w:line="260" w:lineRule="atLeast"/>
             </w:pPr>
             <w:r>
               <w:rPr>
@@ -798,7 +798,7 @@
           </w:p>
           <w:p>
             <w:pPr>
-              <w:spacing w:after="0" w:before="0" w:line="260"/>
+              <w:spacing w:after="0" w:before="0" w:line="260" w:lineRule="atLeast"/>
             </w:pPr>
             <w:r>
               <w:rPr>
@@ -813,7 +813,7 @@
           </w:p>
           <w:p>
             <w:pPr>
-              <w:spacing w:after="0" w:before="0" w:line="260"/>
+              <w:spacing w:after="0" w:before="0" w:line="260" w:lineRule="atLeast"/>
             </w:pPr>
             <w:r>
               <w:rPr>
@@ -828,7 +828,7 @@
           </w:p>
           <w:p>
             <w:pPr>
-              <w:spacing w:after="30" w:before="60" w:line="260"/>
+              <w:spacing w:after="30" w:before="60" w:line="260" w:lineRule="atLeast"/>
             </w:pPr>
             <w:r>
               <w:rPr>
@@ -929,7 +929,7 @@
                       </w:tcPr>
                       <w:p>
                         <w:pPr>
-                          <w:spacing w:after="0" w:before="0" w:line="260"/>
+                          <w:spacing w:after="0" w:before="0" w:line="260" w:lineRule="atLeast"/>
                           <w:jc w:val="center"/>
                         </w:pPr>
                         <w:r>
@@ -970,7 +970,7 @@
                       </w:tcPr>
                       <w:p>
                         <w:pPr>
-                          <w:spacing w:after="0" w:before="0" w:line="260"/>
+                          <w:spacing w:after="0" w:before="0" w:line="260" w:lineRule="atLeast"/>
                           <w:jc w:val="center"/>
                         </w:pPr>
                         <w:r>
@@ -1009,7 +1009,7 @@
                       </w:tcPr>
                       <w:p>
                         <w:pPr>
-                          <w:spacing w:after="0" w:before="0" w:line="260"/>
+                          <w:spacing w:after="0" w:before="0" w:line="260" w:lineRule="atLeast"/>
                         </w:pPr>
                         <w:r>
                           <w:rPr>
@@ -1054,7 +1054,7 @@
                       </w:tcPr>
                       <w:p>
                         <w:pPr>
-                          <w:spacing w:after="0" w:before="0" w:line="260"/>
+                          <w:spacing w:after="0" w:before="0" w:line="260" w:lineRule="atLeast"/>
                         </w:pPr>
                         <w:r>
                           <w:rPr>
@@ -1089,7 +1089,7 @@
                 </w:tcPr>
                 <w:p>
                   <w:pPr>
-                    <w:spacing w:after="0" w:before="0" w:line="260"/>
+                    <w:spacing w:after="0" w:before="0" w:line="260" w:lineRule="atLeast"/>
                   </w:pPr>
                   <w:r>
                     <w:rPr>
@@ -1158,7 +1158,7 @@
                       </w:tcPr>
                       <w:p>
                         <w:pPr>
-                          <w:spacing w:after="0" w:before="0" w:line="260"/>
+                          <w:spacing w:after="0" w:before="0" w:line="260" w:lineRule="atLeast"/>
                           <w:jc w:val="center"/>
                         </w:pPr>
                         <w:r>
@@ -1199,7 +1199,7 @@
                       </w:tcPr>
                       <w:p>
                         <w:pPr>
-                          <w:spacing w:after="0" w:before="0" w:line="260"/>
+                          <w:spacing w:after="0" w:before="0" w:line="260" w:lineRule="atLeast"/>
                           <w:jc w:val="center"/>
                         </w:pPr>
                         <w:r>
@@ -1238,7 +1238,7 @@
                       </w:tcPr>
                       <w:p>
                         <w:pPr>
-                          <w:spacing w:after="0" w:before="0" w:line="260"/>
+                          <w:spacing w:after="0" w:before="0" w:line="260" w:lineRule="atLeast"/>
                         </w:pPr>
                         <w:r>
                           <w:rPr>
@@ -1283,7 +1283,7 @@
                       </w:tcPr>
                       <w:p>
                         <w:pPr>
-                          <w:spacing w:after="0" w:before="0" w:line="260"/>
+                          <w:spacing w:after="0" w:before="0" w:line="260" w:lineRule="atLeast"/>
                         </w:pPr>
                         <w:r>
                           <w:rPr>
@@ -1318,7 +1318,7 @@
                 </w:tcPr>
                 <w:p>
                   <w:pPr>
-                    <w:spacing w:after="0" w:before="0" w:line="260"/>
+                    <w:spacing w:after="0" w:before="0" w:line="260" w:lineRule="atLeast"/>
                   </w:pPr>
                   <w:r>
                     <w:rPr>
@@ -1387,7 +1387,7 @@
                       </w:tcPr>
                       <w:p>
                         <w:pPr>
-                          <w:spacing w:after="0" w:before="0" w:line="260"/>
+                          <w:spacing w:after="0" w:before="0" w:line="260" w:lineRule="atLeast"/>
                           <w:jc w:val="center"/>
                         </w:pPr>
                         <w:r>
@@ -1428,7 +1428,7 @@
                       </w:tcPr>
                       <w:p>
                         <w:pPr>
-                          <w:spacing w:after="0" w:before="0" w:line="260"/>
+                          <w:spacing w:after="0" w:before="0" w:line="260" w:lineRule="atLeast"/>
                           <w:jc w:val="center"/>
                         </w:pPr>
                         <w:r>
@@ -1467,7 +1467,7 @@
                       </w:tcPr>
                       <w:p>
                         <w:pPr>
-                          <w:spacing w:after="0" w:before="0" w:line="260"/>
+                          <w:spacing w:after="0" w:before="0" w:line="260" w:lineRule="atLeast"/>
                         </w:pPr>
                         <w:r>
                           <w:rPr>
@@ -1512,7 +1512,7 @@
                       </w:tcPr>
                       <w:p>
                         <w:pPr>
-                          <w:spacing w:after="0" w:before="0" w:line="260"/>
+                          <w:spacing w:after="0" w:before="0" w:line="260" w:lineRule="atLeast"/>
                         </w:pPr>
                         <w:r>
                           <w:rPr>
@@ -1532,7 +1532,7 @@
           </w:tbl>
           <w:p>
             <w:pPr>
-              <w:spacing w:after="0" w:before="80" w:line="260"/>
+              <w:spacing w:after="0" w:before="80" w:line="260" w:lineRule="atLeast"/>
             </w:pPr>
             <w:r>
               <w:rPr>
@@ -1592,7 +1592,7 @@
                 </w:tcPr>
                 <w:p>
                   <w:pPr>
-                    <w:spacing w:after="0" w:before="0" w:line="260"/>
+                    <w:spacing w:after="0" w:before="0" w:line="260" w:lineRule="atLeast"/>
                   </w:pPr>
                   <w:r>
                     <w:rPr>
@@ -1629,7 +1629,7 @@
                 </w:tcPr>
                 <w:p>
                   <w:pPr>
-                    <w:spacing w:after="0" w:before="0" w:line="260"/>
+                    <w:spacing w:after="0" w:before="0" w:line="260" w:lineRule="atLeast"/>
                   </w:pPr>
                   <w:r>
                     <w:rPr>
@@ -1666,7 +1666,7 @@
                 </w:tcPr>
                 <w:p>
                   <w:pPr>
-                    <w:spacing w:after="0" w:before="0" w:line="260"/>
+                    <w:spacing w:after="0" w:before="0" w:line="260" w:lineRule="atLeast"/>
                   </w:pPr>
                   <w:r>
                     <w:rPr>
@@ -1701,7 +1701,7 @@
           </w:tcPr>
           <w:p>
             <w:pPr>
-              <w:spacing w:after="0" w:before="0" w:line="260"/>
+              <w:spacing w:after="0" w:before="0" w:line="260" w:lineRule="atLeast"/>
             </w:pPr>
             <w:r>
               <w:rPr>
@@ -1736,7 +1736,7 @@
                 <w:bottom w:val="single" w:color="1F4E79" w:sz="4" w:space="1"/>
                 <w:left w:val="single" w:color="1F4E79" w:sz="24" w:space="4"/>
               </w:pBdr>
-              <w:spacing w:after="40" w:before="0" w:line="260"/>
+              <w:spacing w:after="40" w:before="0" w:line="260" w:lineRule="atLeast"/>
             </w:pPr>
             <w:r>
               <w:rPr>
@@ -1752,7 +1752,7 @@
           </w:p>
           <w:p>
             <w:pPr>
-              <w:spacing w:after="40" w:before="0" w:line="260"/>
+              <w:spacing w:after="40" w:before="0" w:line="260" w:lineRule="atLeast"/>
             </w:pPr>
             <w:r>
               <w:rPr>
@@ -1800,7 +1800,7 @@
             <w:tr>
               <w:trPr>
                 <w:cantSplit/>
-                <w:trHeight w:val="4989" w:hRule="exact"/>
+                <w:trHeight w:val="3628" w:hRule="exact"/>
               </w:trPr>
               <w:tc>
                 <w:tcPr>
@@ -1821,7 +1821,7 @@
                 </w:tcPr>
                 <w:p>
                   <w:pPr>
-                    <w:spacing w:after="0" w:before="0" w:line="260"/>
+                    <w:spacing w:after="0" w:before="0" w:line="260" w:lineRule="atLeast"/>
                     <w:jc w:val="center"/>
                   </w:pPr>
                   <w:r>
@@ -1855,7 +1855,7 @@
                 </w:tcPr>
                 <w:p>
                   <w:pPr>
-                    <w:spacing w:after="0" w:before="0" w:line="260"/>
+                    <w:spacing w:after="0" w:before="0" w:line="260" w:lineRule="atLeast"/>
                   </w:pPr>
                   <w:r>
                     <w:rPr>
@@ -1871,7 +1871,7 @@
                 </w:p>
                 <w:p>
                   <w:pPr>
-                    <w:spacing w:after="30" w:before="0" w:line="260"/>
+                    <w:spacing w:after="30" w:before="0" w:line="260" w:lineRule="atLeast"/>
                   </w:pPr>
                   <w:r>
                     <w:rPr>
@@ -1884,7 +1884,7 @@
                 </w:p>
                 <w:p>
                   <w:pPr>
-                    <w:spacing w:after="0" w:before="0" w:line="250"/>
+                    <w:spacing w:after="0" w:before="0" w:line="250" w:lineRule="atLeast"/>
                   </w:pPr>
                   <w:r>
                     <w:rPr>
@@ -1897,7 +1897,7 @@
                 </w:p>
                 <w:p>
                   <w:pPr>
-                    <w:spacing w:after="0" w:before="0" w:line="250"/>
+                    <w:spacing w:after="0" w:before="0" w:line="250" w:lineRule="atLeast"/>
                   </w:pPr>
                   <w:r>
                     <w:rPr>
@@ -1910,7 +1910,7 @@
                 </w:p>
                 <w:p>
                   <w:pPr>
-                    <w:spacing w:after="0" w:before="0" w:line="250"/>
+                    <w:spacing w:after="0" w:before="0" w:line="250" w:lineRule="atLeast"/>
                   </w:pPr>
                   <w:r>
                     <w:rPr>
@@ -1923,7 +1923,7 @@
                 </w:p>
                 <w:p>
                   <w:pPr>
-                    <w:spacing w:after="0" w:before="0" w:line="250"/>
+                    <w:spacing w:after="0" w:before="0" w:line="250" w:lineRule="atLeast"/>
                   </w:pPr>
                   <w:r>
                     <w:rPr>
@@ -1936,7 +1936,7 @@
                 </w:p>
                 <w:p>
                   <w:pPr>
-                    <w:spacing w:after="0" w:before="0" w:line="250"/>
+                    <w:spacing w:after="0" w:before="0" w:line="250" w:lineRule="atLeast"/>
                   </w:pPr>
                   <w:r>
                     <w:rPr>
@@ -1949,7 +1949,7 @@
                 </w:p>
                 <w:p>
                   <w:pPr>
-                    <w:spacing w:after="0" w:before="0" w:line="250"/>
+                    <w:spacing w:after="0" w:before="0" w:line="250" w:lineRule="atLeast"/>
                   </w:pPr>
                   <w:r>
                     <w:rPr>
@@ -1962,7 +1962,7 @@
                 </w:p>
                 <w:p>
                   <w:pPr>
-                    <w:spacing w:after="0" w:before="0" w:line="250"/>
+                    <w:spacing w:after="0" w:before="0" w:line="250" w:lineRule="atLeast"/>
                   </w:pPr>
                   <w:r>
                     <w:rPr>
@@ -1975,7 +1975,7 @@
                 </w:p>
                 <w:p>
                   <w:pPr>
-                    <w:spacing w:after="0" w:before="0" w:line="260"/>
+                    <w:spacing w:after="0" w:before="0" w:line="260" w:lineRule="atLeast"/>
                   </w:pPr>
                   <w:r>
                     <w:rPr>
@@ -1988,7 +1988,7 @@
                 </w:p>
                 <w:p>
                   <w:pPr>
-                    <w:spacing w:after="0" w:before="0" w:line="250"/>
+                    <w:spacing w:after="0" w:before="0" w:line="250" w:lineRule="atLeast"/>
                   </w:pPr>
                   <w:r>
                     <w:rPr>
@@ -2001,7 +2001,7 @@
                 </w:p>
                 <w:p>
                   <w:pPr>
-                    <w:spacing w:after="0" w:before="0" w:line="260"/>
+                    <w:spacing w:after="0" w:before="0" w:line="260" w:lineRule="atLeast"/>
                   </w:pPr>
                   <w:r>
                     <w:rPr>
@@ -2020,7 +2020,7 @@
               <w:pBdr>
                 <w:bottom w:val="dotted" w:color="AAAAAA" w:sz="4"/>
               </w:pBdr>
-              <w:spacing w:after="0" w:before="50" w:line="360"/>
+              <w:spacing w:after="0" w:before="50" w:line="360" w:lineRule="atLeast"/>
             </w:pPr>
             <w:r>
               <w:rPr>
@@ -2072,7 +2072,7 @@
                 </w:tcPr>
                 <w:p>
                   <w:pPr>
-                    <w:spacing w:after="0" w:before="0" w:line="260"/>
+                    <w:spacing w:after="0" w:before="0" w:line="260" w:lineRule="atLeast"/>
                   </w:pPr>
                   <w:r>
                     <w:rPr>
@@ -2092,7 +2092,7 @@
                 <w:bottom w:val="single" w:color="1F4E79" w:sz="4" w:space="1"/>
                 <w:left w:val="single" w:color="1F4E79" w:sz="24" w:space="4"/>
               </w:pBdr>
-              <w:spacing w:after="40" w:before="120" w:line="260"/>
+              <w:spacing w:after="40" w:before="120" w:line="260" w:lineRule="atLeast"/>
             </w:pPr>
             <w:r>
               <w:rPr>
@@ -2103,12 +2103,12 @@
                 <w:sz w:val="22"/>
                 <w:szCs w:val="22"/>
               </w:rPr>
-              <w:t xml:space="preserve">まとめ　実験から生物基礎の知識へ</w:t>
+              <w:t xml:space="preserve">まとめ</w:t>
             </w:r>
           </w:p>
           <w:p>
             <w:pPr>
-              <w:spacing w:after="20" w:before="40" w:line="260"/>
+              <w:spacing w:after="20" w:before="40" w:line="260" w:lineRule="atLeast"/>
             </w:pPr>
             <w:r>
               <w:rPr>
@@ -2119,12 +2119,12 @@
                 <w:sz w:val="18"/>
                 <w:szCs w:val="18"/>
               </w:rPr>
-              <w:t xml:space="preserve">1. 血液の成分　〔Ⅰとつなげる〕</w:t>
+              <w:t xml:space="preserve">1. 血液の成分　＜実験Ⅰ＞</w:t>
             </w:r>
           </w:p>
           <w:p>
             <w:pPr>
-              <w:spacing w:after="0" w:before="0" w:line="260"/>
+              <w:spacing w:after="0" w:before="0" w:line="260" w:lineRule="atLeast"/>
             </w:pPr>
             <w:r>
               <w:rPr>
@@ -2226,7 +2226,7 @@
                 </w:tcPr>
                 <w:p>
                   <w:pPr>
-                    <w:spacing w:after="0" w:before="0" w:line="260"/>
+                    <w:spacing w:after="0" w:before="0" w:line="260" w:lineRule="atLeast"/>
                     <w:jc w:val="center"/>
                   </w:pPr>
                   <w:r>
@@ -2261,7 +2261,7 @@
                 </w:tcPr>
                 <w:p>
                   <w:pPr>
-                    <w:spacing w:after="0" w:before="0" w:line="260"/>
+                    <w:spacing w:after="0" w:before="0" w:line="260" w:lineRule="atLeast"/>
                     <w:jc w:val="center"/>
                   </w:pPr>
                   <w:r>
@@ -2296,7 +2296,7 @@
                 </w:tcPr>
                 <w:p>
                   <w:pPr>
-                    <w:spacing w:after="0" w:before="0" w:line="260"/>
+                    <w:spacing w:after="0" w:before="0" w:line="260" w:lineRule="atLeast"/>
                     <w:jc w:val="center"/>
                   </w:pPr>
                   <w:r>
@@ -2331,7 +2331,7 @@
                 </w:tcPr>
                 <w:p>
                   <w:pPr>
-                    <w:spacing w:after="0" w:before="0" w:line="260"/>
+                    <w:spacing w:after="0" w:before="0" w:line="260" w:lineRule="atLeast"/>
                     <w:jc w:val="center"/>
                   </w:pPr>
                   <w:r>
@@ -2371,7 +2371,7 @@
                 </w:tcPr>
                 <w:p>
                   <w:pPr>
-                    <w:spacing w:after="0" w:before="0" w:line="260"/>
+                    <w:spacing w:after="0" w:before="0" w:line="260" w:lineRule="atLeast"/>
                     <w:jc w:val="center"/>
                   </w:pPr>
                   <w:r>
@@ -2403,7 +2403,7 @@
                 </w:tcPr>
                 <w:p>
                   <w:pPr>
-                    <w:spacing w:after="0" w:before="0" w:line="260"/>
+                    <w:spacing w:after="0" w:before="0" w:line="260" w:lineRule="atLeast"/>
                     <w:jc w:val="center"/>
                   </w:pPr>
                   <w:r>
@@ -2435,7 +2435,7 @@
                 </w:tcPr>
                 <w:p>
                   <w:pPr>
-                    <w:spacing w:after="0" w:before="0" w:line="260"/>
+                    <w:spacing w:after="0" w:before="0" w:line="260" w:lineRule="atLeast"/>
                     <w:jc w:val="center"/>
                   </w:pPr>
                   <w:r>
@@ -2467,7 +2467,7 @@
                 </w:tcPr>
                 <w:p>
                   <w:pPr>
-                    <w:spacing w:after="0" w:before="0" w:line="260"/>
+                    <w:spacing w:after="0" w:before="0" w:line="260" w:lineRule="atLeast"/>
                   </w:pPr>
                   <w:r>
                     <w:rPr>
@@ -2512,7 +2512,7 @@
                 </w:tcPr>
                 <w:p>
                   <w:pPr>
-                    <w:spacing w:after="0" w:before="0" w:line="260"/>
+                    <w:spacing w:after="0" w:before="0" w:line="260" w:lineRule="atLeast"/>
                     <w:jc w:val="center"/>
                   </w:pPr>
                   <w:r>
@@ -2544,7 +2544,7 @@
                 </w:tcPr>
                 <w:p>
                   <w:pPr>
-                    <w:spacing w:after="0" w:before="0" w:line="260"/>
+                    <w:spacing w:after="0" w:before="0" w:line="260" w:lineRule="atLeast"/>
                     <w:jc w:val="center"/>
                   </w:pPr>
                   <w:r>
@@ -2576,7 +2576,7 @@
                 </w:tcPr>
                 <w:p>
                   <w:pPr>
-                    <w:spacing w:after="0" w:before="0" w:line="260"/>
+                    <w:spacing w:after="0" w:before="0" w:line="260" w:lineRule="atLeast"/>
                     <w:jc w:val="center"/>
                   </w:pPr>
                   <w:r>
@@ -2608,7 +2608,7 @@
                 </w:tcPr>
                 <w:p>
                   <w:pPr>
-                    <w:spacing w:after="0" w:before="0" w:line="260"/>
+                    <w:spacing w:after="0" w:before="0" w:line="260" w:lineRule="atLeast"/>
                   </w:pPr>
                   <w:r>
                     <w:rPr>
@@ -2645,7 +2645,7 @@
                 </w:tcPr>
                 <w:p>
                   <w:pPr>
-                    <w:spacing w:after="0" w:before="0" w:line="260"/>
+                    <w:spacing w:after="0" w:before="0" w:line="260" w:lineRule="atLeast"/>
                     <w:jc w:val="center"/>
                   </w:pPr>
                   <w:r>
@@ -2677,7 +2677,7 @@
                 </w:tcPr>
                 <w:p>
                   <w:pPr>
-                    <w:spacing w:after="0" w:before="0" w:line="260"/>
+                    <w:spacing w:after="0" w:before="0" w:line="260" w:lineRule="atLeast"/>
                     <w:jc w:val="center"/>
                   </w:pPr>
                   <w:r>
@@ -2709,7 +2709,7 @@
                 </w:tcPr>
                 <w:p>
                   <w:pPr>
-                    <w:spacing w:after="0" w:before="0" w:line="260"/>
+                    <w:spacing w:after="0" w:before="0" w:line="260" w:lineRule="atLeast"/>
                     <w:jc w:val="center"/>
                   </w:pPr>
                   <w:r>
@@ -2741,7 +2741,7 @@
                 </w:tcPr>
                 <w:p>
                   <w:pPr>
-                    <w:spacing w:after="0" w:before="0" w:line="260"/>
+                    <w:spacing w:after="0" w:before="0" w:line="260" w:lineRule="atLeast"/>
                   </w:pPr>
                   <w:r>
                     <w:rPr>
@@ -2778,7 +2778,7 @@
                 </w:tcPr>
                 <w:p>
                   <w:pPr>
-                    <w:spacing w:after="0" w:before="0" w:line="260"/>
+                    <w:spacing w:after="0" w:before="0" w:line="260" w:lineRule="atLeast"/>
                     <w:jc w:val="center"/>
                   </w:pPr>
                   <w:r>
@@ -2810,7 +2810,7 @@
                 </w:tcPr>
                 <w:p>
                   <w:pPr>
-                    <w:spacing w:after="0" w:before="0" w:line="260"/>
+                    <w:spacing w:after="0" w:before="0" w:line="260" w:lineRule="atLeast"/>
                     <w:jc w:val="center"/>
                   </w:pPr>
                   <w:r>
@@ -2842,7 +2842,7 @@
                 </w:tcPr>
                 <w:p>
                   <w:pPr>
-                    <w:spacing w:after="0" w:before="0" w:line="260"/>
+                    <w:spacing w:after="0" w:before="0" w:line="260" w:lineRule="atLeast"/>
                     <w:jc w:val="center"/>
                   </w:pPr>
                   <w:r>
@@ -2874,7 +2874,7 @@
                 </w:tcPr>
                 <w:p>
                   <w:pPr>
-                    <w:spacing w:after="0" w:before="0" w:line="260"/>
+                    <w:spacing w:after="0" w:before="0" w:line="260" w:lineRule="atLeast"/>
                   </w:pPr>
                   <w:r>
                     <w:rPr>
@@ -2890,7 +2890,7 @@
           </w:tbl>
           <w:p>
             <w:pPr>
-              <w:spacing w:after="20" w:before="40" w:line="260"/>
+              <w:spacing w:after="20" w:before="40" w:line="260" w:lineRule="atLeast"/>
             </w:pPr>
             <w:r>
               <w:rPr>
@@ -2901,12 +2901,12 @@
                 <w:sz w:val="18"/>
                 <w:szCs w:val="18"/>
               </w:rPr>
-              <w:t xml:space="preserve">2. ヘモグロビンと血液の色　〔Ⅱとつなげる〕</w:t>
+              <w:t xml:space="preserve">2. ヘモグロビンと血液の色　＜実験Ⅱ＞</w:t>
             </w:r>
           </w:p>
           <w:p>
             <w:pPr>
-              <w:spacing w:after="0" w:before="0" w:line="260"/>
+              <w:spacing w:after="0" w:before="0" w:line="260" w:lineRule="atLeast"/>
             </w:pPr>
             <w:r>
               <w:rPr>
@@ -2935,7 +2935,7 @@
           </w:p>
           <w:p>
             <w:pPr>
-              <w:spacing w:after="0" w:before="0" w:line="260"/>
+              <w:spacing w:after="0" w:before="0" w:line="260" w:lineRule="atLeast"/>
             </w:pPr>
             <w:r>
               <w:rPr>
@@ -3012,7 +3012,7 @@
           </w:p>
           <w:p>
             <w:pPr>
-              <w:spacing w:after="0" w:before="0" w:line="260"/>
+              <w:spacing w:after="0" w:before="0" w:line="260" w:lineRule="atLeast"/>
             </w:pPr>
             <w:r>
               <w:rPr>
@@ -3073,7 +3073,7 @@
           </w:p>
           <w:p>
             <w:pPr>
-              <w:spacing w:after="0" w:before="0" w:line="260"/>
+              <w:spacing w:after="0" w:before="0" w:line="260" w:lineRule="atLeast"/>
             </w:pPr>
             <w:r>
               <w:rPr>
@@ -3150,7 +3150,7 @@
           </w:p>
           <w:p>
             <w:pPr>
-              <w:spacing w:after="0" w:before="0" w:line="260"/>
+              <w:spacing w:after="0" w:before="0" w:line="260" w:lineRule="atLeast"/>
             </w:pPr>
             <w:r>
               <w:rPr>
@@ -3195,7 +3195,7 @@
           </w:p>
           <w:p>
             <w:pPr>
-              <w:spacing w:after="20" w:before="40" w:line="260"/>
+              <w:spacing w:after="20" w:before="40" w:line="260" w:lineRule="atLeast"/>
             </w:pPr>
             <w:r>
               <w:rPr>
@@ -3206,240 +3206,7 @@
                 <w:sz w:val="18"/>
                 <w:szCs w:val="18"/>
               </w:rPr>
-              <w:t xml:space="preserve">3. 心臓・血管のつくり　〔Ⅲとつなげる〕</w:t>
-            </w:r>
-          </w:p>
-          <w:p>
-            <w:pPr>
-              <w:spacing w:after="0" w:before="0" w:line="260"/>
-            </w:pPr>
-            <w:r>
-              <w:rPr>
-                <w:rFonts w:ascii="BIZ UDゴシック" w:cs="BIZ UDゴシック" w:eastAsia="BIZ UDゴシック" w:hAnsi="BIZ UDゴシック"/>
-                <w:sz w:val="18"/>
-                <w:szCs w:val="18"/>
-              </w:rPr>
-              <w:t xml:space="preserve">◇</w:t>
-            </w:r>
-            <w:r>
-              <w:rPr>
-                <w:rFonts w:ascii="BIZ UDゴシック" w:cs="BIZ UDゴシック" w:eastAsia="BIZ UDゴシック" w:hAnsi="BIZ UDゴシック"/>
-                <w:sz w:val="18"/>
-                <w:szCs w:val="18"/>
-              </w:rPr>
-              <w:t xml:space="preserve">（　　　）</w:t>
-            </w:r>
-            <w:r>
-              <w:rPr>
-                <w:rFonts w:ascii="BIZ UDゴシック" w:cs="BIZ UDゴシック" w:eastAsia="BIZ UDゴシック" w:hAnsi="BIZ UDゴシック"/>
-                <w:sz w:val="18"/>
-                <w:szCs w:val="18"/>
-              </w:rPr>
-              <w:t xml:space="preserve">：肺や全身から戻ってきた血液を心室に送り出す。</w:t>
-            </w:r>
-            <w:r>
-              <w:rPr>
-                <w:rFonts w:ascii="BIZ UDゴシック" w:cs="BIZ UDゴシック" w:eastAsia="BIZ UDゴシック" w:hAnsi="BIZ UDゴシック"/>
-                <w:sz w:val="18"/>
-                <w:szCs w:val="18"/>
-              </w:rPr>
-              <w:t xml:space="preserve">（　　　）</w:t>
-            </w:r>
-            <w:r>
-              <w:rPr>
-                <w:rFonts w:ascii="BIZ UDゴシック" w:cs="BIZ UDゴシック" w:eastAsia="BIZ UDゴシック" w:hAnsi="BIZ UDゴシック"/>
-                <w:sz w:val="18"/>
-                <w:szCs w:val="18"/>
-              </w:rPr>
-              <w:t xml:space="preserve">：肺や全身に血液を送り出す。</w:t>
-            </w:r>
-          </w:p>
-          <w:p>
-            <w:pPr>
-              <w:spacing w:after="0" w:before="0" w:line="260"/>
-            </w:pPr>
-            <w:r>
-              <w:rPr>
-                <w:rFonts w:ascii="BIZ UDゴシック" w:cs="BIZ UDゴシック" w:eastAsia="BIZ UDゴシック" w:hAnsi="BIZ UDゴシック"/>
-                <w:sz w:val="18"/>
-                <w:szCs w:val="18"/>
-              </w:rPr>
-              <w:t xml:space="preserve">◇</w:t>
-            </w:r>
-            <w:r>
-              <w:rPr>
-                <w:rFonts w:ascii="BIZ UDゴシック" w:cs="BIZ UDゴシック" w:eastAsia="BIZ UDゴシック" w:hAnsi="BIZ UDゴシック"/>
-                <w:sz w:val="18"/>
-                <w:szCs w:val="18"/>
-              </w:rPr>
-              <w:t xml:space="preserve">（　　　　　　）</w:t>
-            </w:r>
-            <w:r>
-              <w:rPr>
-                <w:rFonts w:ascii="BIZ UDゴシック" w:cs="BIZ UDゴシック" w:eastAsia="BIZ UDゴシック" w:hAnsi="BIZ UDゴシック"/>
-                <w:sz w:val="18"/>
-                <w:szCs w:val="18"/>
-              </w:rPr>
-              <w:t xml:space="preserve">（ペースメーカー）：規則的な電気信号を発生し、収縮のリズムをつくる。</w:t>
-            </w:r>
-          </w:p>
-          <w:p>
-            <w:pPr>
-              <w:spacing w:after="0" w:before="0" w:line="260"/>
-            </w:pPr>
-            <w:r>
-              <w:rPr>
-                <w:rFonts w:ascii="BIZ UDゴシック" w:cs="BIZ UDゴシック" w:eastAsia="BIZ UDゴシック" w:hAnsi="BIZ UDゴシック"/>
-                <w:sz w:val="18"/>
-                <w:szCs w:val="18"/>
-              </w:rPr>
-              <w:t xml:space="preserve">◇ 動脈は高い血圧に耐えるため壁が</w:t>
-            </w:r>
-            <w:r>
-              <w:rPr>
-                <w:rFonts w:ascii="BIZ UDゴシック" w:cs="BIZ UDゴシック" w:eastAsia="BIZ UDゴシック" w:hAnsi="BIZ UDゴシック"/>
-                <w:sz w:val="18"/>
-                <w:szCs w:val="18"/>
-              </w:rPr>
-              <w:t xml:space="preserve">（　　）</w:t>
-            </w:r>
-            <w:r>
-              <w:rPr>
-                <w:rFonts w:ascii="BIZ UDゴシック" w:cs="BIZ UDゴシック" w:eastAsia="BIZ UDゴシック" w:hAnsi="BIZ UDゴシック"/>
-                <w:sz w:val="18"/>
-                <w:szCs w:val="18"/>
-              </w:rPr>
-              <w:t xml:space="preserve">。静脈には逆流を防ぐ</w:t>
-            </w:r>
-            <w:r>
-              <w:rPr>
-                <w:rFonts w:ascii="BIZ UDゴシック" w:cs="BIZ UDゴシック" w:eastAsia="BIZ UDゴシック" w:hAnsi="BIZ UDゴシック"/>
-                <w:sz w:val="18"/>
-                <w:szCs w:val="18"/>
-              </w:rPr>
-              <w:t xml:space="preserve">（　　）</w:t>
-            </w:r>
-            <w:r>
-              <w:rPr>
-                <w:rFonts w:ascii="BIZ UDゴシック" w:cs="BIZ UDゴシック" w:eastAsia="BIZ UDゴシック" w:hAnsi="BIZ UDゴシック"/>
-                <w:sz w:val="18"/>
-                <w:szCs w:val="18"/>
-              </w:rPr>
-              <w:t xml:space="preserve">がある。</w:t>
-            </w:r>
-          </w:p>
-          <w:p>
-            <w:pPr>
-              <w:spacing w:after="0" w:before="0" w:line="260"/>
-            </w:pPr>
-            <w:r>
-              <w:rPr>
-                <w:rFonts w:ascii="BIZ UDゴシック" w:cs="BIZ UDゴシック" w:eastAsia="BIZ UDゴシック" w:hAnsi="BIZ UDゴシック"/>
-                <w:sz w:val="18"/>
-                <w:szCs w:val="18"/>
-              </w:rPr>
-              <w:t xml:space="preserve">◇ 血液の流れ　肺循環：右心室→</w:t>
-            </w:r>
-            <w:r>
-              <w:rPr>
-                <w:rFonts w:ascii="BIZ UDゴシック" w:cs="BIZ UDゴシック" w:eastAsia="BIZ UDゴシック" w:hAnsi="BIZ UDゴシック"/>
-                <w:sz w:val="18"/>
-                <w:szCs w:val="18"/>
-              </w:rPr>
-              <w:t xml:space="preserve">（　　　　）</w:t>
-            </w:r>
-            <w:r>
-              <w:rPr>
-                <w:rFonts w:ascii="BIZ UDゴシック" w:cs="BIZ UDゴシック" w:eastAsia="BIZ UDゴシック" w:hAnsi="BIZ UDゴシック"/>
-                <w:sz w:val="18"/>
-                <w:szCs w:val="18"/>
-              </w:rPr>
-              <w:t xml:space="preserve">→肺→</w:t>
-            </w:r>
-            <w:r>
-              <w:rPr>
-                <w:rFonts w:ascii="BIZ UDゴシック" w:cs="BIZ UDゴシック" w:eastAsia="BIZ UDゴシック" w:hAnsi="BIZ UDゴシック"/>
-                <w:sz w:val="18"/>
-                <w:szCs w:val="18"/>
-              </w:rPr>
-              <w:t xml:space="preserve">（　　　　）</w:t>
-            </w:r>
-            <w:r>
-              <w:rPr>
-                <w:rFonts w:ascii="BIZ UDゴシック" w:cs="BIZ UDゴシック" w:eastAsia="BIZ UDゴシック" w:hAnsi="BIZ UDゴシック"/>
-                <w:sz w:val="18"/>
-                <w:szCs w:val="18"/>
-              </w:rPr>
-              <w:t xml:space="preserve">→左心房</w:t>
-            </w:r>
-          </w:p>
-          <w:p>
-            <w:pPr>
-              <w:spacing w:after="0" w:before="0" w:line="260"/>
-            </w:pPr>
-            <w:r>
-              <w:rPr>
-                <w:rFonts w:ascii="BIZ UDゴシック" w:cs="BIZ UDゴシック" w:eastAsia="BIZ UDゴシック" w:hAnsi="BIZ UDゴシック"/>
-                <w:sz w:val="18"/>
-                <w:szCs w:val="18"/>
-              </w:rPr>
-              <w:t xml:space="preserve">　　　　　　　 体循環：左心室→</w:t>
-            </w:r>
-            <w:r>
-              <w:rPr>
-                <w:rFonts w:ascii="BIZ UDゴシック" w:cs="BIZ UDゴシック" w:eastAsia="BIZ UDゴシック" w:hAnsi="BIZ UDゴシック"/>
-                <w:sz w:val="18"/>
-                <w:szCs w:val="18"/>
-              </w:rPr>
-              <w:t xml:space="preserve">（　　　　）</w:t>
-            </w:r>
-            <w:r>
-              <w:rPr>
-                <w:rFonts w:ascii="BIZ UDゴシック" w:cs="BIZ UDゴシック" w:eastAsia="BIZ UDゴシック" w:hAnsi="BIZ UDゴシック"/>
-                <w:sz w:val="18"/>
-                <w:szCs w:val="18"/>
-              </w:rPr>
-              <w:t xml:space="preserve">→全身→</w:t>
-            </w:r>
-            <w:r>
-              <w:rPr>
-                <w:rFonts w:ascii="BIZ UDゴシック" w:cs="BIZ UDゴシック" w:eastAsia="BIZ UDゴシック" w:hAnsi="BIZ UDゴシック"/>
-                <w:sz w:val="18"/>
-                <w:szCs w:val="18"/>
-              </w:rPr>
-              <w:t xml:space="preserve">（　　　　）</w:t>
-            </w:r>
-            <w:r>
-              <w:rPr>
-                <w:rFonts w:ascii="BIZ UDゴシック" w:cs="BIZ UDゴシック" w:eastAsia="BIZ UDゴシック" w:hAnsi="BIZ UDゴシック"/>
-                <w:sz w:val="18"/>
-                <w:szCs w:val="18"/>
-              </w:rPr>
-              <w:t xml:space="preserve">→右心房</w:t>
-            </w:r>
-          </w:p>
-          <w:p>
-            <w:pPr>
-              <w:spacing w:after="0" w:before="40" w:line="260"/>
-            </w:pPr>
-            <w:r>
-              <w:rPr>
-                <w:rFonts w:ascii="BIZ UDゴシック" w:cs="BIZ UDゴシック" w:eastAsia="BIZ UDゴシック" w:hAnsi="BIZ UDゴシック"/>
-                <w:b/>
-                <w:bCs/>
-                <w:color w:val="1F4E79"/>
-                <w:sz w:val="18"/>
-                <w:szCs w:val="18"/>
-              </w:rPr>
-              <w:t xml:space="preserve">考えよう</w:t>
-            </w:r>
-            <w:r>
-              <w:rPr>
-                <w:rFonts w:ascii="BIZ UDゴシック" w:cs="BIZ UDゴシック" w:eastAsia="BIZ UDゴシック" w:hAnsi="BIZ UDゴシック"/>
-                <w:sz w:val="16"/>
-                <w:szCs w:val="16"/>
-              </w:rPr>
-              <w:t xml:space="preserve">　左心室の壁が右心室より厚いのはなぜか。</w:t>
+              <w:t xml:space="preserve">3. 心臓・血管のつくり　＜実験Ⅲ＞</w:t>
             </w:r>
           </w:p>
           <w:tbl>
@@ -3455,41 +3222,445 @@
               </w:tblBorders>
             </w:tblPr>
             <w:tblGrid>
-              <w:gridCol w:w="9364"/>
+              <w:gridCol w:w="6976"/>
+              <w:gridCol w:w="2388"/>
             </w:tblGrid>
             <w:tr>
               <w:trPr>
                 <w:cantSplit/>
-                <w:trHeight w:val="425" w:hRule="exact"/>
               </w:trPr>
               <w:tc>
                 <w:tcPr>
-                  <w:tcW w:type="dxa" w:w="9364"/>
+                  <w:tcW w:type="dxa" w:w="6976"/>
                   <w:tcBorders>
                     <w:top w:val="none" w:color="FFFFFF" w:sz="0"/>
                     <w:left w:val="none" w:color="FFFFFF" w:sz="0"/>
-                    <w:bottom w:val="dotted" w:color="999999" w:sz="6"/>
+                    <w:bottom w:val="none" w:color="FFFFFF" w:sz="0"/>
                     <w:right w:val="none" w:color="FFFFFF" w:sz="0"/>
                   </w:tcBorders>
                   <w:tcMar>
-                    <w:top w:type="dxa" w:w="40"/>
-                    <w:left w:type="dxa" w:w="80"/>
-                    <w:bottom w:type="dxa" w:w="40"/>
+                    <w:top w:type="dxa" w:w="0"/>
+                    <w:left w:type="dxa" w:w="0"/>
+                    <w:bottom w:type="dxa" w:w="0"/>
                     <w:right w:type="dxa" w:w="80"/>
                   </w:tcMar>
                   <w:vAlign w:val="top"/>
                 </w:tcPr>
                 <w:p>
                   <w:pPr>
-                    <w:spacing w:after="0" w:before="0" w:line="260"/>
-                  </w:pPr>
-                  <w:r>
-                    <w:rPr>
-                      <w:rFonts w:ascii="BIZ UDゴシック" w:cs="BIZ UDゴシック" w:eastAsia="BIZ UDゴシック" w:hAnsi="BIZ UDゴシック"/>
-                      <w:sz w:val="18"/>
-                      <w:szCs w:val="18"/>
-                    </w:rPr>
-                    <w:t xml:space="preserve"/>
+                    <w:spacing w:after="0" w:before="0" w:line="260" w:lineRule="atLeast"/>
+                  </w:pPr>
+                  <w:r>
+                    <w:rPr>
+                      <w:rFonts w:ascii="BIZ UDゴシック" w:cs="BIZ UDゴシック" w:eastAsia="BIZ UDゴシック" w:hAnsi="BIZ UDゴシック"/>
+                      <w:sz w:val="18"/>
+                      <w:szCs w:val="18"/>
+                    </w:rPr>
+                    <w:t xml:space="preserve">◇</w:t>
+                  </w:r>
+                  <w:r>
+                    <w:rPr>
+                      <w:rFonts w:ascii="BIZ UDゴシック" w:cs="BIZ UDゴシック" w:eastAsia="BIZ UDゴシック" w:hAnsi="BIZ UDゴシック"/>
+                      <w:sz w:val="18"/>
+                      <w:szCs w:val="18"/>
+                    </w:rPr>
+                    <w:t xml:space="preserve">（　　　）</w:t>
+                  </w:r>
+                  <w:r>
+                    <w:rPr>
+                      <w:rFonts w:ascii="BIZ UDゴシック" w:cs="BIZ UDゴシック" w:eastAsia="BIZ UDゴシック" w:hAnsi="BIZ UDゴシック"/>
+                      <w:sz w:val="18"/>
+                      <w:szCs w:val="18"/>
+                    </w:rPr>
+                    <w:t xml:space="preserve">：肺や全身から戻ってきた血液を心室に送り出す。</w:t>
+                  </w:r>
+                </w:p>
+                <w:p>
+                  <w:pPr>
+                    <w:spacing w:after="0" w:before="0" w:line="260" w:lineRule="atLeast"/>
+                  </w:pPr>
+                  <w:r>
+                    <w:rPr>
+                      <w:rFonts w:ascii="BIZ UDゴシック" w:cs="BIZ UDゴシック" w:eastAsia="BIZ UDゴシック" w:hAnsi="BIZ UDゴシック"/>
+                      <w:sz w:val="18"/>
+                      <w:szCs w:val="18"/>
+                    </w:rPr>
+                    <w:t xml:space="preserve">◇</w:t>
+                  </w:r>
+                  <w:r>
+                    <w:rPr>
+                      <w:rFonts w:ascii="BIZ UDゴシック" w:cs="BIZ UDゴシック" w:eastAsia="BIZ UDゴシック" w:hAnsi="BIZ UDゴシック"/>
+                      <w:sz w:val="18"/>
+                      <w:szCs w:val="18"/>
+                    </w:rPr>
+                    <w:t xml:space="preserve">（　　　）</w:t>
+                  </w:r>
+                  <w:r>
+                    <w:rPr>
+                      <w:rFonts w:ascii="BIZ UDゴシック" w:cs="BIZ UDゴシック" w:eastAsia="BIZ UDゴシック" w:hAnsi="BIZ UDゴシック"/>
+                      <w:sz w:val="18"/>
+                      <w:szCs w:val="18"/>
+                    </w:rPr>
+                    <w:t xml:space="preserve">：肺や全身に血液を送り出す。</w:t>
+                  </w:r>
+                </w:p>
+                <w:p>
+                  <w:pPr>
+                    <w:spacing w:after="0" w:before="0" w:line="260" w:lineRule="atLeast"/>
+                  </w:pPr>
+                  <w:r>
+                    <w:rPr>
+                      <w:rFonts w:ascii="BIZ UDゴシック" w:cs="BIZ UDゴシック" w:eastAsia="BIZ UDゴシック" w:hAnsi="BIZ UDゴシック"/>
+                      <w:sz w:val="18"/>
+                      <w:szCs w:val="18"/>
+                    </w:rPr>
+                    <w:t xml:space="preserve">◇</w:t>
+                  </w:r>
+                  <w:r>
+                    <w:rPr>
+                      <w:rFonts w:ascii="BIZ UDゴシック" w:cs="BIZ UDゴシック" w:eastAsia="BIZ UDゴシック" w:hAnsi="BIZ UDゴシック"/>
+                      <w:sz w:val="18"/>
+                      <w:szCs w:val="18"/>
+                    </w:rPr>
+                    <w:t xml:space="preserve">（　　　　　　）</w:t>
+                  </w:r>
+                  <w:r>
+                    <w:rPr>
+                      <w:rFonts w:ascii="BIZ UDゴシック" w:cs="BIZ UDゴシック" w:eastAsia="BIZ UDゴシック" w:hAnsi="BIZ UDゴシック"/>
+                      <w:sz w:val="18"/>
+                      <w:szCs w:val="18"/>
+                    </w:rPr>
+                    <w:t xml:space="preserve">（ペースメーカー）：規則的な電気信号を</w:t>
+                  </w:r>
+                </w:p>
+                <w:p>
+                  <w:pPr>
+                    <w:spacing w:after="0" w:before="0" w:line="260" w:lineRule="atLeast"/>
+                  </w:pPr>
+                  <w:r>
+                    <w:rPr>
+                      <w:rFonts w:ascii="BIZ UDゴシック" w:cs="BIZ UDゴシック" w:eastAsia="BIZ UDゴシック" w:hAnsi="BIZ UDゴシック"/>
+                      <w:sz w:val="18"/>
+                      <w:szCs w:val="18"/>
+                    </w:rPr>
+                    <w:t xml:space="preserve">　発生し、収縮のリズムをつくる。</w:t>
+                  </w:r>
+                </w:p>
+                <w:p>
+                  <w:pPr>
+                    <w:spacing w:after="0" w:before="0" w:line="260" w:lineRule="atLeast"/>
+                  </w:pPr>
+                  <w:r>
+                    <w:rPr>
+                      <w:rFonts w:ascii="BIZ UDゴシック" w:cs="BIZ UDゴシック" w:eastAsia="BIZ UDゴシック" w:hAnsi="BIZ UDゴシック"/>
+                      <w:sz w:val="18"/>
+                      <w:szCs w:val="18"/>
+                    </w:rPr>
+                    <w:t xml:space="preserve">◇ 動脈は高い血圧に耐えるため壁が</w:t>
+                  </w:r>
+                  <w:r>
+                    <w:rPr>
+                      <w:rFonts w:ascii="BIZ UDゴシック" w:cs="BIZ UDゴシック" w:eastAsia="BIZ UDゴシック" w:hAnsi="BIZ UDゴシック"/>
+                      <w:sz w:val="18"/>
+                      <w:szCs w:val="18"/>
+                    </w:rPr>
+                    <w:t xml:space="preserve">（　　）</w:t>
+                  </w:r>
+                  <w:r>
+                    <w:rPr>
+                      <w:rFonts w:ascii="BIZ UDゴシック" w:cs="BIZ UDゴシック" w:eastAsia="BIZ UDゴシック" w:hAnsi="BIZ UDゴシック"/>
+                      <w:sz w:val="18"/>
+                      <w:szCs w:val="18"/>
+                    </w:rPr>
+                    <w:t xml:space="preserve">。</w:t>
+                  </w:r>
+                </w:p>
+                <w:p>
+                  <w:pPr>
+                    <w:spacing w:after="0" w:before="0" w:line="260" w:lineRule="atLeast"/>
+                  </w:pPr>
+                  <w:r>
+                    <w:rPr>
+                      <w:rFonts w:ascii="BIZ UDゴシック" w:cs="BIZ UDゴシック" w:eastAsia="BIZ UDゴシック" w:hAnsi="BIZ UDゴシック"/>
+                      <w:sz w:val="18"/>
+                      <w:szCs w:val="18"/>
+                    </w:rPr>
+                    <w:t xml:space="preserve">◇ 静脈には逆流を防ぐ</w:t>
+                  </w:r>
+                  <w:r>
+                    <w:rPr>
+                      <w:rFonts w:ascii="BIZ UDゴシック" w:cs="BIZ UDゴシック" w:eastAsia="BIZ UDゴシック" w:hAnsi="BIZ UDゴシック"/>
+                      <w:sz w:val="18"/>
+                      <w:szCs w:val="18"/>
+                    </w:rPr>
+                    <w:t xml:space="preserve">（　　）</w:t>
+                  </w:r>
+                  <w:r>
+                    <w:rPr>
+                      <w:rFonts w:ascii="BIZ UDゴシック" w:cs="BIZ UDゴシック" w:eastAsia="BIZ UDゴシック" w:hAnsi="BIZ UDゴシック"/>
+                      <w:sz w:val="18"/>
+                      <w:szCs w:val="18"/>
+                    </w:rPr>
+                    <w:t xml:space="preserve">がある。</w:t>
+                  </w:r>
+                </w:p>
+                <w:p>
+                  <w:pPr>
+                    <w:spacing w:after="0" w:before="20" w:line="260" w:lineRule="atLeast"/>
+                  </w:pPr>
+                  <w:r>
+                    <w:rPr>
+                      <w:rFonts w:ascii="BIZ UDゴシック" w:cs="BIZ UDゴシック" w:eastAsia="BIZ UDゴシック" w:hAnsi="BIZ UDゴシック"/>
+                      <w:sz w:val="18"/>
+                      <w:szCs w:val="18"/>
+                    </w:rPr>
+                    <w:t xml:space="preserve">◇ 血液の流れ（右の図で確かめよう）</w:t>
+                  </w:r>
+                </w:p>
+                <w:p>
+                  <w:pPr>
+                    <w:spacing w:after="0" w:before="0" w:line="260" w:lineRule="atLeast"/>
+                  </w:pPr>
+                  <w:r>
+                    <w:rPr>
+                      <w:rFonts w:ascii="BIZ UDゴシック" w:cs="BIZ UDゴシック" w:eastAsia="BIZ UDゴシック" w:hAnsi="BIZ UDゴシック"/>
+                      <w:sz w:val="18"/>
+                      <w:szCs w:val="18"/>
+                    </w:rPr>
+                    <w:t xml:space="preserve">　肺循環：右心室→</w:t>
+                  </w:r>
+                  <w:r>
+                    <w:rPr>
+                      <w:rFonts w:ascii="BIZ UDゴシック" w:cs="BIZ UDゴシック" w:eastAsia="BIZ UDゴシック" w:hAnsi="BIZ UDゴシック"/>
+                      <w:sz w:val="18"/>
+                      <w:szCs w:val="18"/>
+                    </w:rPr>
+                    <w:t xml:space="preserve">（　　　　）</w:t>
+                  </w:r>
+                  <w:r>
+                    <w:rPr>
+                      <w:rFonts w:ascii="BIZ UDゴシック" w:cs="BIZ UDゴシック" w:eastAsia="BIZ UDゴシック" w:hAnsi="BIZ UDゴシック"/>
+                      <w:sz w:val="18"/>
+                      <w:szCs w:val="18"/>
+                    </w:rPr>
+                    <w:t xml:space="preserve">→肺→</w:t>
+                  </w:r>
+                  <w:r>
+                    <w:rPr>
+                      <w:rFonts w:ascii="BIZ UDゴシック" w:cs="BIZ UDゴシック" w:eastAsia="BIZ UDゴシック" w:hAnsi="BIZ UDゴシック"/>
+                      <w:sz w:val="18"/>
+                      <w:szCs w:val="18"/>
+                    </w:rPr>
+                    <w:t xml:space="preserve">（　　　　）</w:t>
+                  </w:r>
+                  <w:r>
+                    <w:rPr>
+                      <w:rFonts w:ascii="BIZ UDゴシック" w:cs="BIZ UDゴシック" w:eastAsia="BIZ UDゴシック" w:hAnsi="BIZ UDゴシック"/>
+                      <w:sz w:val="18"/>
+                      <w:szCs w:val="18"/>
+                    </w:rPr>
+                    <w:t xml:space="preserve">→左心房</w:t>
+                  </w:r>
+                </w:p>
+                <w:p>
+                  <w:pPr>
+                    <w:spacing w:after="0" w:before="0" w:line="260" w:lineRule="atLeast"/>
+                  </w:pPr>
+                  <w:r>
+                    <w:rPr>
+                      <w:rFonts w:ascii="BIZ UDゴシック" w:cs="BIZ UDゴシック" w:eastAsia="BIZ UDゴシック" w:hAnsi="BIZ UDゴシック"/>
+                      <w:sz w:val="18"/>
+                      <w:szCs w:val="18"/>
+                    </w:rPr>
+                    <w:t xml:space="preserve">　体循環：左心室→</w:t>
+                  </w:r>
+                  <w:r>
+                    <w:rPr>
+                      <w:rFonts w:ascii="BIZ UDゴシック" w:cs="BIZ UDゴシック" w:eastAsia="BIZ UDゴシック" w:hAnsi="BIZ UDゴシック"/>
+                      <w:sz w:val="18"/>
+                      <w:szCs w:val="18"/>
+                    </w:rPr>
+                    <w:t xml:space="preserve">（　　　　）</w:t>
+                  </w:r>
+                  <w:r>
+                    <w:rPr>
+                      <w:rFonts w:ascii="BIZ UDゴシック" w:cs="BIZ UDゴシック" w:eastAsia="BIZ UDゴシック" w:hAnsi="BIZ UDゴシック"/>
+                      <w:sz w:val="18"/>
+                      <w:szCs w:val="18"/>
+                    </w:rPr>
+                    <w:t xml:space="preserve">→全身→</w:t>
+                  </w:r>
+                  <w:r>
+                    <w:rPr>
+                      <w:rFonts w:ascii="BIZ UDゴシック" w:cs="BIZ UDゴシック" w:eastAsia="BIZ UDゴシック" w:hAnsi="BIZ UDゴシック"/>
+                      <w:sz w:val="18"/>
+                      <w:szCs w:val="18"/>
+                    </w:rPr>
+                    <w:t xml:space="preserve">（　　　　）</w:t>
+                  </w:r>
+                  <w:r>
+                    <w:rPr>
+                      <w:rFonts w:ascii="BIZ UDゴシック" w:cs="BIZ UDゴシック" w:eastAsia="BIZ UDゴシック" w:hAnsi="BIZ UDゴシック"/>
+                      <w:sz w:val="18"/>
+                      <w:szCs w:val="18"/>
+                    </w:rPr>
+                    <w:t xml:space="preserve">→右心房</w:t>
+                  </w:r>
+                </w:p>
+                <w:p>
+                  <w:pPr>
+                    <w:spacing w:after="0" w:before="60" w:line="260" w:lineRule="atLeast"/>
+                  </w:pPr>
+                  <w:r>
+                    <w:rPr>
+                      <w:rFonts w:ascii="BIZ UDゴシック" w:cs="BIZ UDゴシック" w:eastAsia="BIZ UDゴシック" w:hAnsi="BIZ UDゴシック"/>
+                      <w:b/>
+                      <w:bCs/>
+                      <w:color w:val="1F4E79"/>
+                      <w:sz w:val="18"/>
+                      <w:szCs w:val="18"/>
+                    </w:rPr>
+                    <w:t xml:space="preserve">考えよう</w:t>
+                  </w:r>
+                  <w:r>
+                    <w:rPr>
+                      <w:rFonts w:ascii="BIZ UDゴシック" w:cs="BIZ UDゴシック" w:eastAsia="BIZ UDゴシック" w:hAnsi="BIZ UDゴシック"/>
+                      <w:sz w:val="16"/>
+                      <w:szCs w:val="16"/>
+                    </w:rPr>
+                    <w:t xml:space="preserve">　左心室の壁が右心室より厚いのはなぜか。</w:t>
+                  </w:r>
+                </w:p>
+                <w:tbl>
+                  <w:tblPr>
+                    <w:tblW w:type="dxa" w:w="6896"/>
+                    <w:tblBorders>
+                      <w:top w:val="none" w:color="FFFFFF" w:sz="0"/>
+                      <w:left w:val="none" w:color="FFFFFF" w:sz="0"/>
+                      <w:bottom w:val="none" w:color="FFFFFF" w:sz="0"/>
+                      <w:right w:val="none" w:color="FFFFFF" w:sz="0"/>
+                      <w:insideH w:val="none" w:color="FFFFFF" w:sz="0"/>
+                      <w:insideV w:val="none" w:color="FFFFFF" w:sz="0"/>
+                    </w:tblBorders>
+                  </w:tblPr>
+                  <w:tblGrid>
+                    <w:gridCol w:w="6896"/>
+                  </w:tblGrid>
+                  <w:tr>
+                    <w:trPr>
+                      <w:cantSplit/>
+                      <w:trHeight w:val="425" w:hRule="exact"/>
+                    </w:trPr>
+                    <w:tc>
+                      <w:tcPr>
+                        <w:tcW w:type="dxa" w:w="6896"/>
+                        <w:tcBorders>
+                          <w:top w:val="none" w:color="FFFFFF" w:sz="0"/>
+                          <w:left w:val="none" w:color="FFFFFF" w:sz="0"/>
+                          <w:bottom w:val="dotted" w:color="999999" w:sz="6"/>
+                          <w:right w:val="none" w:color="FFFFFF" w:sz="0"/>
+                        </w:tcBorders>
+                        <w:tcMar>
+                          <w:top w:type="dxa" w:w="40"/>
+                          <w:left w:type="dxa" w:w="80"/>
+                          <w:bottom w:type="dxa" w:w="40"/>
+                          <w:right w:type="dxa" w:w="80"/>
+                        </w:tcMar>
+                        <w:vAlign w:val="top"/>
+                      </w:tcPr>
+                      <w:p>
+                        <w:pPr>
+                          <w:spacing w:after="0" w:before="0" w:line="260" w:lineRule="atLeast"/>
+                        </w:pPr>
+                        <w:r>
+                          <w:rPr>
+                            <w:rFonts w:ascii="BIZ UDゴシック" w:cs="BIZ UDゴシック" w:eastAsia="BIZ UDゴシック" w:hAnsi="BIZ UDゴシック"/>
+                            <w:sz w:val="18"/>
+                            <w:szCs w:val="18"/>
+                          </w:rPr>
+                          <w:t xml:space="preserve"/>
+                        </w:r>
+                      </w:p>
+                    </w:tc>
+                  </w:tr>
+                </w:tbl>
+                <w:p/>
+              </w:tc>
+              <w:tc>
+                <w:tcPr>
+                  <w:tcW w:type="dxa" w:w="2388"/>
+                  <w:tcBorders>
+                    <w:top w:val="none" w:color="FFFFFF" w:sz="0"/>
+                    <w:left w:val="none" w:color="FFFFFF" w:sz="0"/>
+                    <w:bottom w:val="none" w:color="FFFFFF" w:sz="0"/>
+                    <w:right w:val="none" w:color="FFFFFF" w:sz="0"/>
+                  </w:tcBorders>
+                  <w:tcMar>
+                    <w:top w:type="dxa" w:w="0"/>
+                    <w:left w:type="dxa" w:w="60"/>
+                    <w:bottom w:type="dxa" w:w="0"/>
+                    <w:right w:type="dxa" w:w="60"/>
+                  </w:tcMar>
+                  <w:vAlign w:val="top"/>
+                </w:tcPr>
+                <w:p>
+                  <w:pPr>
+                    <w:spacing w:after="0" w:before="0" w:line="240" w:lineRule="auto"/>
+                    <w:jc w:val="center"/>
+                  </w:pPr>
+                  <w:r>
+                    <w:drawing>
+                      <wp:inline distT="0" distB="0" distL="0" distR="0">
+                        <wp:extent cx="1438275" cy="1971675"/>
+                        <wp:effectExtent t="0" r="0" b="0" l="0"/>
+                        <wp:docPr id="1" name="" descr="" title=""/>
+                        <wp:cNvGraphicFramePr>
+                          <a:graphicFrameLocks xmlns:a="http://schemas.openxmlformats.org/drawingml/2006/main" noChangeAspect="1"/>
+                        </wp:cNvGraphicFramePr>
+                        <a:graphic xmlns:a="http://schemas.openxmlformats.org/drawingml/2006/main">
+                          <a:graphicData uri="http://schemas.openxmlformats.org/drawingml/2006/picture">
+                            <pic:pic xmlns:pic="http://schemas.openxmlformats.org/drawingml/2006/picture">
+                              <pic:nvPicPr>
+                                <pic:cNvPr id="0" name="" descr=""/>
+                                <pic:cNvPicPr>
+                                  <a:picLocks noChangeAspect="1" noChangeArrowheads="1"/>
+                                </pic:cNvPicPr>
+                              </pic:nvPicPr>
+                              <pic:blipFill>
+                                <a:blip r:embed="rId7" cstate="none"/>
+                                <a:srcRect/>
+                                <a:stretch>
+                                  <a:fillRect/>
+                                </a:stretch>
+                              </pic:blipFill>
+                              <pic:spPr bwMode="auto">
+                                <a:xfrm>
+                                  <a:off x="0" y="0"/>
+                                  <a:ext cx="1438275" cy="1971675"/>
+                                </a:xfrm>
+                                <a:prstGeom prst="rect">
+                                  <a:avLst/>
+                                </a:prstGeom>
+                              </pic:spPr>
+                            </pic:pic>
+                          </a:graphicData>
+                        </a:graphic>
+                      </wp:inline>
+                    </w:drawing>
+                  </w:r>
+                </w:p>
+                <w:p>
+                  <w:pPr>
+                    <w:spacing w:after="0" w:before="0" w:line="260" w:lineRule="atLeast"/>
+                    <w:jc w:val="center"/>
+                  </w:pPr>
+                  <w:r>
+                    <w:rPr>
+                      <w:rFonts w:ascii="BIZ UDゴシック" w:cs="BIZ UDゴシック" w:eastAsia="BIZ UDゴシック" w:hAnsi="BIZ UDゴシック"/>
+                      <w:sz w:val="14"/>
+                      <w:szCs w:val="14"/>
+                    </w:rPr>
+                    <w:t xml:space="preserve">図　ヒトの循環系</w:t>
                   </w:r>
                 </w:p>
               </w:tc>
@@ -3501,7 +3672,7 @@
     </w:tbl>
     <w:p>
       <w:pPr>
-        <w:spacing w:after="0" w:before="0" w:line="20"/>
+        <w:spacing w:after="0" w:before="0" w:line="20" w:lineRule="atLeast"/>
       </w:pPr>
       <w:r>
         <w:rPr>
